--- a/geral/Orientacoes_execucao_Arquivos_simulacao.docx
+++ b/geral/Orientacoes_execucao_Arquivos_simulacao.docx
@@ -5,8 +5,16 @@
     <w:p>
       <w:pPr>
         <w:jc w:val="both"/>
-      </w:pPr>
-      <w:r>
+        <w:rPr>
+          <w:sz w:val="24"/>
+          <w:szCs w:val="24"/>
+        </w:rPr>
+      </w:pPr>
+      <w:r>
+        <w:rPr>
+          <w:sz w:val="24"/>
+          <w:szCs w:val="24"/>
+        </w:rPr>
         <w:t>No endereço:</w:t>
       </w:r>
     </w:p>
@@ -16,12 +24,16 @@
         <w:rPr>
           <w:b/>
           <w:bCs/>
+          <w:sz w:val="24"/>
+          <w:szCs w:val="24"/>
         </w:rPr>
       </w:pPr>
       <w:r>
         <w:rPr>
           <w:b/>
           <w:bCs/>
+          <w:sz w:val="24"/>
+          <w:szCs w:val="24"/>
         </w:rPr>
         <w:t>Documentos\Doutorado\benchmark</w:t>
       </w:r>
@@ -34,59 +46,26 @@
           <w:numId w:val="1"/>
         </w:numPr>
         <w:jc w:val="both"/>
-      </w:pPr>
-      <w:proofErr w:type="spellStart"/>
+        <w:rPr>
+          <w:sz w:val="24"/>
+          <w:szCs w:val="24"/>
+        </w:rPr>
+      </w:pPr>
       <w:r>
         <w:rPr>
           <w:b/>
           <w:bCs/>
-        </w:rPr>
-        <w:t>all_</w:t>
-      </w:r>
-      <w:proofErr w:type="gramStart"/>
-      <w:r>
-        <w:rPr>
-          <w:b/>
-          <w:bCs/>
-        </w:rPr>
-        <w:t>simulations.ipynb</w:t>
-      </w:r>
-      <w:proofErr w:type="spellEnd"/>
-      <w:proofErr w:type="gramEnd"/>
-      <w:r>
-        <w:t xml:space="preserve">: simula (roda) todas as realizações do </w:t>
-      </w:r>
-      <w:proofErr w:type="spellStart"/>
-      <w:r>
-        <w:t>Egg</w:t>
-      </w:r>
-      <w:proofErr w:type="spellEnd"/>
-      <w:r>
-        <w:t xml:space="preserve"> model que se encontra em </w:t>
-      </w:r>
-      <w:proofErr w:type="spellStart"/>
-      <w:r>
-        <w:t>OPM_Egg</w:t>
-      </w:r>
-      <w:proofErr w:type="spellEnd"/>
-      <w:r>
-        <w:t>\</w:t>
-      </w:r>
-      <w:proofErr w:type="spellStart"/>
-      <w:r>
-        <w:t>Permeability_Realizations</w:t>
-      </w:r>
-      <w:proofErr w:type="spellEnd"/>
-      <w:r>
-        <w:t xml:space="preserve">, criando um diretório para cada simulação no diretório </w:t>
-      </w:r>
-      <w:proofErr w:type="spellStart"/>
-      <w:r>
-        <w:t>OPM_Egg</w:t>
-      </w:r>
-      <w:proofErr w:type="spellEnd"/>
-      <w:r>
-        <w:t>.</w:t>
+          <w:sz w:val="24"/>
+          <w:szCs w:val="24"/>
+        </w:rPr>
+        <w:t>all_simulations.ipynb</w:t>
+      </w:r>
+      <w:r>
+        <w:rPr>
+          <w:sz w:val="24"/>
+          <w:szCs w:val="24"/>
+        </w:rPr>
+        <w:t>: simula (roda) todas as realizações do Egg model que se encontra em OPM_Egg\Permeability_Realizations, criando um diretório para cada simulação no diretório OPM_Egg.</w:t>
       </w:r>
     </w:p>
     <w:p>
@@ -97,35 +76,26 @@
           <w:numId w:val="1"/>
         </w:numPr>
         <w:jc w:val="both"/>
-      </w:pPr>
-      <w:proofErr w:type="spellStart"/>
+        <w:rPr>
+          <w:sz w:val="24"/>
+          <w:szCs w:val="24"/>
+        </w:rPr>
+      </w:pPr>
       <w:r>
         <w:rPr>
           <w:b/>
           <w:bCs/>
-        </w:rPr>
-        <w:t>one_</w:t>
-      </w:r>
-      <w:proofErr w:type="gramStart"/>
-      <w:r>
-        <w:rPr>
-          <w:b/>
-          <w:bCs/>
-        </w:rPr>
-        <w:t>simulation.ipynb</w:t>
-      </w:r>
-      <w:proofErr w:type="spellEnd"/>
-      <w:proofErr w:type="gramEnd"/>
-      <w:r>
-        <w:t>: roda apenas uma simulação, o modelo de permeabilidade padrão PERMO_ECL.INC que se encontra no diretório benchmark\</w:t>
-      </w:r>
-      <w:proofErr w:type="spellStart"/>
-      <w:r>
-        <w:t>OPM_Egg_uma_realizacao</w:t>
-      </w:r>
-      <w:proofErr w:type="spellEnd"/>
-      <w:r>
-        <w:t>, salvando nesse mesmo diretório.</w:t>
+          <w:sz w:val="24"/>
+          <w:szCs w:val="24"/>
+        </w:rPr>
+        <w:t>one_simulation.ipynb</w:t>
+      </w:r>
+      <w:r>
+        <w:rPr>
+          <w:sz w:val="24"/>
+          <w:szCs w:val="24"/>
+        </w:rPr>
+        <w:t>: roda apenas uma simulação, o modelo de permeabilidade padrão PERMO_ECL.INC que se encontra no diretório benchmark\OPM_Egg_uma_realizacao, salvando nesse mesmo diretório.</w:t>
       </w:r>
     </w:p>
     <w:p>
@@ -136,32 +106,26 @@
           <w:numId w:val="1"/>
         </w:numPr>
         <w:jc w:val="both"/>
+        <w:rPr>
+          <w:sz w:val="24"/>
+          <w:szCs w:val="24"/>
+        </w:rPr>
       </w:pPr>
       <w:r>
         <w:rPr>
           <w:b/>
           <w:bCs/>
+          <w:sz w:val="24"/>
+          <w:szCs w:val="24"/>
         </w:rPr>
         <w:t>plot_production.py</w:t>
       </w:r>
       <w:r>
-        <w:t>: gera as curvas de produção dos poços produtores/injetores, para cada realização e salva como *.</w:t>
-      </w:r>
-      <w:proofErr w:type="spellStart"/>
-      <w:r>
-        <w:t>csv</w:t>
-      </w:r>
-      <w:proofErr w:type="spellEnd"/>
-      <w:r>
-        <w:t xml:space="preserve"> em cada diretório. Gera também um subdiretório com os gráficos gerados em *png no subdiretório </w:t>
-      </w:r>
-      <w:proofErr w:type="spellStart"/>
-      <w:r>
-        <w:t>EGG_MODEL_ECL_plots</w:t>
-      </w:r>
-      <w:proofErr w:type="spellEnd"/>
-      <w:r>
-        <w:t>. Esse arquivo tem que ser rodado no WSL.</w:t>
+        <w:rPr>
+          <w:sz w:val="24"/>
+          <w:szCs w:val="24"/>
+        </w:rPr>
+        <w:t>: gera as curvas de produção dos poços produtores/injetores, para cada realização e salva como *.csv em cada diretório. Gera também um subdiretório com os gráficos gerados em *png no subdiretório EGG_MODEL_ECL_plots. Esse arquivo tem que ser rodado no WSL.</w:t>
       </w:r>
     </w:p>
     <w:p>
@@ -172,43 +136,26 @@
           <w:numId w:val="1"/>
         </w:numPr>
         <w:jc w:val="both"/>
-      </w:pPr>
-      <w:proofErr w:type="spellStart"/>
+        <w:rPr>
+          <w:sz w:val="24"/>
+          <w:szCs w:val="24"/>
+        </w:rPr>
+      </w:pPr>
       <w:r>
         <w:rPr>
           <w:b/>
           <w:bCs/>
-        </w:rPr>
-        <w:t>graficos_</w:t>
-      </w:r>
-      <w:proofErr w:type="gramStart"/>
-      <w:r>
-        <w:rPr>
-          <w:b/>
-          <w:bCs/>
-        </w:rPr>
-        <w:t>producao.ipynb</w:t>
-      </w:r>
-      <w:proofErr w:type="spellEnd"/>
-      <w:proofErr w:type="gramEnd"/>
-      <w:r>
-        <w:t>: acessa os arquivos *.</w:t>
-      </w:r>
-      <w:proofErr w:type="spellStart"/>
-      <w:r>
-        <w:t>csv</w:t>
-      </w:r>
-      <w:proofErr w:type="spellEnd"/>
-      <w:r>
-        <w:t xml:space="preserve"> para geração e manipulação das curvas de produção no </w:t>
-      </w:r>
-      <w:proofErr w:type="spellStart"/>
-      <w:r>
-        <w:t>jupyter</w:t>
-      </w:r>
-      <w:proofErr w:type="spellEnd"/>
-      <w:r>
-        <w:t xml:space="preserve"> notebook.</w:t>
+          <w:sz w:val="24"/>
+          <w:szCs w:val="24"/>
+        </w:rPr>
+        <w:t>graficos_producao.ipynb</w:t>
+      </w:r>
+      <w:r>
+        <w:rPr>
+          <w:sz w:val="24"/>
+          <w:szCs w:val="24"/>
+        </w:rPr>
+        <w:t>: acessa os arquivos *.csv para geração e manipulação das curvas de produção no jupyter notebook.</w:t>
       </w:r>
     </w:p>
     <w:p>
@@ -219,72 +166,35 @@
           <w:numId w:val="1"/>
         </w:numPr>
         <w:jc w:val="both"/>
+        <w:rPr>
+          <w:sz w:val="24"/>
+          <w:szCs w:val="24"/>
+        </w:rPr>
       </w:pPr>
       <w:r>
         <w:rPr>
           <w:b/>
           <w:bCs/>
+          <w:sz w:val="24"/>
+          <w:szCs w:val="24"/>
         </w:rPr>
         <w:t>plot_egrid_2D_realizations.py</w:t>
       </w:r>
       <w:r>
-        <w:t xml:space="preserve">: faz um </w:t>
-      </w:r>
-      <w:proofErr w:type="spellStart"/>
-      <w:r>
-        <w:t>subplots</w:t>
-      </w:r>
-      <w:proofErr w:type="spellEnd"/>
-      <w:r>
-        <w:t xml:space="preserve"> </w:t>
-      </w:r>
-      <w:proofErr w:type="spellStart"/>
-      <w:r>
-        <w:t>nxn</w:t>
-      </w:r>
-      <w:proofErr w:type="spellEnd"/>
-      <w:r>
-        <w:t xml:space="preserve"> dos mapas de permeabilidade e salva no diretório </w:t>
-      </w:r>
-      <w:r>
-        <w:t>\</w:t>
-      </w:r>
-      <w:proofErr w:type="spellStart"/>
-      <w:r>
-        <w:t>paper_com_Bratvold</w:t>
-      </w:r>
-      <w:proofErr w:type="spellEnd"/>
-      <w:r>
-        <w:t>\</w:t>
-      </w:r>
-      <w:proofErr w:type="spellStart"/>
-      <w:r>
-        <w:t>sn-article-template</w:t>
-      </w:r>
-      <w:proofErr w:type="spellEnd"/>
-      <w:r>
-        <w:t xml:space="preserve"> como *.</w:t>
-      </w:r>
-      <w:proofErr w:type="spellStart"/>
-      <w:r>
-        <w:t>eps</w:t>
-      </w:r>
-      <w:proofErr w:type="spellEnd"/>
-      <w:r>
-        <w:t xml:space="preserve"> para ser usado pelo </w:t>
-      </w:r>
-      <w:proofErr w:type="spellStart"/>
-      <w:r>
-        <w:t>Latex</w:t>
-      </w:r>
-      <w:proofErr w:type="spellEnd"/>
-      <w:r>
-        <w:t>. Tem que ser rodado no WSL.</w:t>
-      </w:r>
-    </w:p>
-    <w:p>
-      <w:pPr>
-        <w:jc w:val="both"/>
+        <w:rPr>
+          <w:sz w:val="24"/>
+          <w:szCs w:val="24"/>
+        </w:rPr>
+        <w:t>: faz um subplots nxn dos mapas de permeabilidade e salva no diretório \paper_com_Bratvold\sn-article-template como *.eps para ser usado pelo Latex. Tem que ser rodado no WSL.</w:t>
+      </w:r>
+    </w:p>
+    <w:p>
+      <w:pPr>
+        <w:jc w:val="both"/>
+        <w:rPr>
+          <w:sz w:val="24"/>
+          <w:szCs w:val="24"/>
+        </w:rPr>
       </w:pPr>
     </w:p>
     <w:p>
@@ -293,87 +203,61 @@
         <w:rPr>
           <w:b/>
           <w:bCs/>
+          <w:sz w:val="24"/>
+          <w:szCs w:val="24"/>
         </w:rPr>
       </w:pPr>
       <w:r>
         <w:rPr>
           <w:b/>
           <w:bCs/>
-        </w:rPr>
-        <w:t>\Documentos\Doutorado\benchmark\</w:t>
-      </w:r>
-      <w:proofErr w:type="spellStart"/>
-      <w:r>
+          <w:sz w:val="24"/>
+          <w:szCs w:val="24"/>
+        </w:rPr>
+        <w:t>\Documentos\Doutorado\benchmark\OPM_Egg_uma_realizacao</w:t>
+      </w:r>
+    </w:p>
+    <w:p>
+      <w:pPr>
+        <w:jc w:val="both"/>
+        <w:rPr>
+          <w:sz w:val="24"/>
+          <w:szCs w:val="24"/>
+        </w:rPr>
+      </w:pPr>
+      <w:r>
+        <w:rPr>
+          <w:sz w:val="24"/>
+          <w:szCs w:val="24"/>
+        </w:rPr>
+        <w:t>Nesse diretório temos vários arquivos *.py que geram figuras para serem utilizadas pelo Latex. O arquivo production_csv.py tem como saída as curvas de produção dos poços em *.csv para ser utilizada por gráficos_producao.ipynb.</w:t>
+      </w:r>
+    </w:p>
+    <w:p>
+      <w:pPr>
+        <w:jc w:val="both"/>
+        <w:rPr>
+          <w:sz w:val="24"/>
+          <w:szCs w:val="24"/>
+        </w:rPr>
+      </w:pPr>
+    </w:p>
+    <w:p>
+      <w:pPr>
+        <w:jc w:val="both"/>
         <w:rPr>
           <w:b/>
           <w:bCs/>
-        </w:rPr>
-        <w:t>OPM_Egg_uma_realizacao</w:t>
-      </w:r>
-      <w:proofErr w:type="spellEnd"/>
-    </w:p>
-    <w:p>
-      <w:pPr>
-        <w:jc w:val="both"/>
-      </w:pPr>
-      <w:r>
-        <w:t>Nesse diretório temos vários arquivos *.</w:t>
-      </w:r>
-      <w:proofErr w:type="spellStart"/>
-      <w:r>
-        <w:t>py</w:t>
-      </w:r>
-      <w:proofErr w:type="spellEnd"/>
-      <w:r>
-        <w:t xml:space="preserve"> que geram figuras para serem utilizadas pelo </w:t>
-      </w:r>
-      <w:proofErr w:type="spellStart"/>
-      <w:r>
-        <w:t>Latex</w:t>
-      </w:r>
-      <w:proofErr w:type="spellEnd"/>
-      <w:r>
-        <w:t>. O arquivo production_csv.py tem como saída as curvas de produção dos poços em *.</w:t>
-      </w:r>
-      <w:proofErr w:type="spellStart"/>
-      <w:r>
-        <w:t>csv</w:t>
-      </w:r>
-      <w:proofErr w:type="spellEnd"/>
-      <w:r>
-        <w:t xml:space="preserve"> para ser utilizada por </w:t>
-      </w:r>
-      <w:proofErr w:type="spellStart"/>
-      <w:r>
-        <w:t>gráficos_</w:t>
-      </w:r>
-      <w:proofErr w:type="gramStart"/>
-      <w:r>
-        <w:t>producao.ipynb</w:t>
-      </w:r>
-      <w:proofErr w:type="spellEnd"/>
-      <w:proofErr w:type="gramEnd"/>
-      <w:r>
-        <w:t>.</w:t>
-      </w:r>
-    </w:p>
-    <w:p>
-      <w:pPr>
-        <w:jc w:val="both"/>
-      </w:pPr>
-    </w:p>
-    <w:p>
-      <w:pPr>
-        <w:jc w:val="both"/>
+          <w:sz w:val="24"/>
+          <w:szCs w:val="24"/>
+        </w:rPr>
+      </w:pPr>
+      <w:r>
         <w:rPr>
           <w:b/>
           <w:bCs/>
-        </w:rPr>
-      </w:pPr>
-      <w:r>
-        <w:rPr>
-          <w:b/>
-          <w:bCs/>
+          <w:sz w:val="24"/>
+          <w:szCs w:val="24"/>
         </w:rPr>
         <w:t>\Documentos\Doutorado\benchmark</w:t>
       </w:r>
@@ -381,8 +265,16 @@
     <w:p>
       <w:pPr>
         <w:jc w:val="both"/>
-      </w:pPr>
-      <w:r>
+        <w:rPr>
+          <w:sz w:val="24"/>
+          <w:szCs w:val="24"/>
+        </w:rPr>
+      </w:pPr>
+      <w:r>
+        <w:rPr>
+          <w:sz w:val="24"/>
+          <w:szCs w:val="24"/>
+        </w:rPr>
         <w:t>Nesse diretório temos subdiretórios:</w:t>
       </w:r>
     </w:p>
@@ -394,17 +286,25 @@
           <w:numId w:val="2"/>
         </w:numPr>
         <w:jc w:val="both"/>
-      </w:pPr>
-      <w:proofErr w:type="spellStart"/>
+        <w:rPr>
+          <w:sz w:val="24"/>
+          <w:szCs w:val="24"/>
+        </w:rPr>
+      </w:pPr>
       <w:r>
         <w:rPr>
           <w:b/>
           <w:bCs/>
+          <w:sz w:val="24"/>
+          <w:szCs w:val="24"/>
         </w:rPr>
         <w:t>OPM_Egg</w:t>
       </w:r>
-      <w:proofErr w:type="spellEnd"/>
-      <w:r>
+      <w:r>
+        <w:rPr>
+          <w:sz w:val="24"/>
+          <w:szCs w:val="24"/>
+        </w:rPr>
         <w:t>: todas as realizações.</w:t>
       </w:r>
     </w:p>
@@ -416,17 +316,25 @@
           <w:numId w:val="2"/>
         </w:numPr>
         <w:jc w:val="both"/>
-      </w:pPr>
-      <w:proofErr w:type="spellStart"/>
+        <w:rPr>
+          <w:sz w:val="24"/>
+          <w:szCs w:val="24"/>
+        </w:rPr>
+      </w:pPr>
       <w:r>
         <w:rPr>
           <w:b/>
           <w:bCs/>
+          <w:sz w:val="24"/>
+          <w:szCs w:val="24"/>
         </w:rPr>
         <w:t>OPM_Egg_uma_realizacao</w:t>
       </w:r>
-      <w:proofErr w:type="spellEnd"/>
-      <w:r>
+      <w:r>
+        <w:rPr>
+          <w:sz w:val="24"/>
+          <w:szCs w:val="24"/>
+        </w:rPr>
         <w:t>: apenas a realização padrão.</w:t>
       </w:r>
     </w:p>
@@ -438,26 +346,26 @@
           <w:numId w:val="2"/>
         </w:numPr>
         <w:jc w:val="both"/>
-      </w:pPr>
-      <w:proofErr w:type="spellStart"/>
+        <w:rPr>
+          <w:sz w:val="24"/>
+          <w:szCs w:val="24"/>
+        </w:rPr>
+      </w:pPr>
       <w:r>
         <w:rPr>
           <w:b/>
           <w:bCs/>
+          <w:sz w:val="24"/>
+          <w:szCs w:val="24"/>
         </w:rPr>
         <w:t>OPM_Egg_originais</w:t>
       </w:r>
-      <w:proofErr w:type="spellEnd"/>
-      <w:r>
-        <w:t xml:space="preserve">: guarda os arquivos originais do modelo </w:t>
-      </w:r>
-      <w:proofErr w:type="spellStart"/>
-      <w:r>
-        <w:t>Egg</w:t>
-      </w:r>
-      <w:proofErr w:type="spellEnd"/>
-      <w:r>
-        <w:t>.</w:t>
+      <w:r>
+        <w:rPr>
+          <w:sz w:val="24"/>
+          <w:szCs w:val="24"/>
+        </w:rPr>
+        <w:t>: guarda os arquivos originais do modelo Egg.</w:t>
       </w:r>
     </w:p>
     <w:p>
@@ -468,25 +376,349 @@
           <w:numId w:val="2"/>
         </w:numPr>
         <w:jc w:val="both"/>
+        <w:rPr>
+          <w:sz w:val="24"/>
+          <w:szCs w:val="24"/>
+        </w:rPr>
       </w:pPr>
       <w:r>
         <w:rPr>
           <w:b/>
           <w:bCs/>
+          <w:sz w:val="24"/>
+          <w:szCs w:val="24"/>
         </w:rPr>
         <w:t>ResInsight-2024.12.2_win64</w:t>
       </w:r>
       <w:r>
-        <w:t xml:space="preserve">: contém o executável do </w:t>
-      </w:r>
-      <w:proofErr w:type="spellStart"/>
-      <w:r>
-        <w:t>ResInsight</w:t>
-      </w:r>
-      <w:proofErr w:type="spellEnd"/>
-      <w:r>
-        <w:t>.</w:t>
-      </w:r>
+        <w:rPr>
+          <w:sz w:val="24"/>
+          <w:szCs w:val="24"/>
+        </w:rPr>
+        <w:t>: contém o executável do ResInsight.</w:t>
+      </w:r>
+    </w:p>
+    <w:p>
+      <w:pPr>
+        <w:jc w:val="both"/>
+        <w:rPr>
+          <w:sz w:val="24"/>
+          <w:szCs w:val="24"/>
+        </w:rPr>
+      </w:pPr>
+    </w:p>
+    <w:p>
+      <w:pPr>
+        <w:jc w:val="both"/>
+        <w:rPr>
+          <w:sz w:val="24"/>
+          <w:szCs w:val="24"/>
+        </w:rPr>
+      </w:pPr>
+    </w:p>
+    <w:p>
+      <w:pPr>
+        <w:jc w:val="both"/>
+        <w:rPr>
+          <w:sz w:val="24"/>
+          <w:szCs w:val="24"/>
+        </w:rPr>
+      </w:pPr>
+    </w:p>
+    <w:p>
+      <w:pPr>
+        <w:jc w:val="both"/>
+        <w:rPr>
+          <w:sz w:val="24"/>
+          <w:szCs w:val="24"/>
+        </w:rPr>
+      </w:pPr>
+    </w:p>
+    <w:p>
+      <w:pPr>
+        <w:jc w:val="both"/>
+        <w:rPr>
+          <w:sz w:val="24"/>
+          <w:szCs w:val="24"/>
+        </w:rPr>
+      </w:pPr>
+    </w:p>
+    <w:p>
+      <w:pPr>
+        <w:jc w:val="both"/>
+        <w:rPr>
+          <w:b/>
+          <w:bCs/>
+          <w:sz w:val="24"/>
+          <w:szCs w:val="24"/>
+        </w:rPr>
+      </w:pPr>
+      <w:r>
+        <w:rPr>
+          <w:b/>
+          <w:bCs/>
+          <w:sz w:val="24"/>
+          <w:szCs w:val="24"/>
+        </w:rPr>
+        <w:lastRenderedPageBreak/>
+        <w:t>ACESSO AOS CLUSTERS:</w:t>
+      </w:r>
+    </w:p>
+    <w:p>
+      <w:pPr>
+        <w:rPr>
+          <w:b/>
+          <w:bCs/>
+          <w:sz w:val="24"/>
+          <w:szCs w:val="24"/>
+        </w:rPr>
+      </w:pPr>
+      <w:r>
+        <w:rPr>
+          <w:b/>
+          <w:bCs/>
+          <w:sz w:val="24"/>
+          <w:szCs w:val="24"/>
+        </w:rPr>
+        <w:t>ICA</w:t>
+      </w:r>
+    </w:p>
+    <w:p>
+      <w:pPr>
+        <w:rPr>
+          <w:sz w:val="24"/>
+          <w:szCs w:val="24"/>
+        </w:rPr>
+      </w:pPr>
+      <w:r>
+        <w:rPr>
+          <w:sz w:val="24"/>
+          <w:szCs w:val="24"/>
+        </w:rPr>
+        <w:t>ssh no IP 139.82.152.10</w:t>
+      </w:r>
+      <w:r>
+        <w:rPr>
+          <w:sz w:val="24"/>
+          <w:szCs w:val="24"/>
+        </w:rPr>
+        <w:br/>
+        <w:t>Usuário: wrosa</w:t>
+      </w:r>
+    </w:p>
+    <w:p>
+      <w:pPr>
+        <w:rPr>
+          <w:sz w:val="24"/>
+          <w:szCs w:val="24"/>
+        </w:rPr>
+      </w:pPr>
+      <w:r>
+        <w:rPr>
+          <w:sz w:val="24"/>
+          <w:szCs w:val="24"/>
+        </w:rPr>
+        <w:t>Senha: 9£TN69PwvZ;K</w:t>
+      </w:r>
+    </w:p>
+    <w:p>
+      <w:pPr>
+        <w:rPr>
+          <w:sz w:val="24"/>
+          <w:szCs w:val="24"/>
+        </w:rPr>
+      </w:pPr>
+      <w:r>
+        <w:rPr>
+          <w:sz w:val="24"/>
+          <w:szCs w:val="24"/>
+        </w:rPr>
+        <w:t>Você deve colocar seus arquivos na pasta /share_alpha/Alunos/wrosa</w:t>
+      </w:r>
+    </w:p>
+    <w:p>
+      <w:pPr>
+        <w:rPr>
+          <w:sz w:val="24"/>
+          <w:szCs w:val="24"/>
+        </w:rPr>
+      </w:pPr>
+      <w:r>
+        <w:rPr>
+          <w:sz w:val="24"/>
+          <w:szCs w:val="24"/>
+        </w:rPr>
+        <w:t>Para rodar experimentos o melhor seria criar um container no singularity e rodar em um dos nós do cluster.</w:t>
+      </w:r>
+    </w:p>
+    <w:p>
+      <w:pPr>
+        <w:rPr>
+          <w:sz w:val="24"/>
+          <w:szCs w:val="24"/>
+        </w:rPr>
+      </w:pPr>
+      <w:r>
+        <w:rPr>
+          <w:sz w:val="24"/>
+          <w:szCs w:val="24"/>
+        </w:rPr>
+        <w:t>ssh wrosa@139.82.152.10</w:t>
+      </w:r>
+    </w:p>
+    <w:p>
+      <w:pPr>
+        <w:jc w:val="both"/>
+        <w:rPr>
+          <w:b/>
+          <w:bCs/>
+          <w:sz w:val="24"/>
+          <w:szCs w:val="24"/>
+        </w:rPr>
+      </w:pPr>
+    </w:p>
+    <w:p>
+      <w:pPr>
+        <w:jc w:val="both"/>
+        <w:rPr>
+          <w:b/>
+          <w:bCs/>
+          <w:sz w:val="24"/>
+          <w:szCs w:val="24"/>
+        </w:rPr>
+      </w:pPr>
+      <w:r>
+        <w:rPr>
+          <w:b/>
+          <w:bCs/>
+          <w:sz w:val="24"/>
+          <w:szCs w:val="24"/>
+        </w:rPr>
+        <w:t>DEE</w:t>
+      </w:r>
+    </w:p>
+    <w:p>
+      <w:pPr>
+        <w:rPr>
+          <w:sz w:val="24"/>
+          <w:szCs w:val="24"/>
+        </w:rPr>
+      </w:pPr>
+      <w:r>
+        <w:rPr>
+          <w:sz w:val="24"/>
+          <w:szCs w:val="24"/>
+        </w:rPr>
+        <w:t>Usuário</w:t>
+      </w:r>
+      <w:r>
+        <w:rPr>
+          <w:sz w:val="24"/>
+          <w:szCs w:val="24"/>
+        </w:rPr>
+        <w:t>: wellingto</w:t>
+      </w:r>
+      <w:r>
+        <w:rPr>
+          <w:sz w:val="24"/>
+          <w:szCs w:val="24"/>
+        </w:rPr>
+        <w:t>n</w:t>
+      </w:r>
+    </w:p>
+    <w:p>
+      <w:pPr>
+        <w:rPr>
+          <w:sz w:val="24"/>
+          <w:szCs w:val="24"/>
+        </w:rPr>
+      </w:pPr>
+      <w:r>
+        <w:rPr>
+          <w:sz w:val="24"/>
+          <w:szCs w:val="24"/>
+        </w:rPr>
+        <w:t>Senha</w:t>
+      </w:r>
+      <w:r>
+        <w:rPr>
+          <w:sz w:val="24"/>
+          <w:szCs w:val="24"/>
+        </w:rPr>
+        <w:t xml:space="preserve">: </w:t>
+      </w:r>
+      <w:r>
+        <w:rPr>
+          <w:sz w:val="24"/>
+          <w:szCs w:val="24"/>
+        </w:rPr>
+        <w:t>232W0978</w:t>
+      </w:r>
+      <w:r>
+        <w:rPr>
+          <w:sz w:val="24"/>
+          <w:szCs w:val="24"/>
+        </w:rPr>
+        <w:br/>
+        <w:t>A forma de acesso é sempre usando cliente ssh para ugpucluster.ele.puc-rio.br pela porta 22222.</w:t>
+      </w:r>
+    </w:p>
+    <w:p>
+      <w:pPr>
+        <w:rPr>
+          <w:sz w:val="24"/>
+          <w:szCs w:val="24"/>
+        </w:rPr>
+      </w:pPr>
+      <w:r>
+        <w:rPr>
+          <w:sz w:val="24"/>
+          <w:szCs w:val="24"/>
+        </w:rPr>
+        <w:t xml:space="preserve">ssh -p 22222 </w:t>
+      </w:r>
+      <w:hyperlink r:id="rId5" w:history="1">
+        <w:r>
+          <w:rPr>
+            <w:rStyle w:val="Hyperlink"/>
+            <w:sz w:val="24"/>
+            <w:szCs w:val="24"/>
+          </w:rPr>
+          <w:t>wellington@ugpucluster.ele.puc-rio.br</w:t>
+        </w:r>
+      </w:hyperlink>
+    </w:p>
+    <w:p>
+      <w:pPr>
+        <w:rPr>
+          <w:sz w:val="24"/>
+          <w:szCs w:val="24"/>
+        </w:rPr>
+      </w:pPr>
+    </w:p>
+    <w:p>
+      <w:pPr>
+        <w:rPr>
+          <w:sz w:val="24"/>
+          <w:szCs w:val="24"/>
+        </w:rPr>
+      </w:pPr>
+      <w:r>
+        <w:rPr>
+          <w:sz w:val="24"/>
+          <w:szCs w:val="24"/>
+        </w:rPr>
+        <w:t>/mnt/c/Users/calva/OneDrive/Documentos/Doutorado/Proposta_de_Tese/Codes_Optimization_Reservoir</w:t>
+      </w:r>
+    </w:p>
+    <w:p>
+      <w:pPr>
+        <w:jc w:val="both"/>
+        <w:rPr>
+          <w:sz w:val="24"/>
+          <w:szCs w:val="24"/>
+        </w:rPr>
+      </w:pPr>
     </w:p>
     <w:sectPr>
       <w:pgSz w:w="11906" w:h="16838"/>
@@ -726,11 +958,127 @@
       </w:rPr>
     </w:lvl>
   </w:abstractNum>
+  <w:abstractNum w:abstractNumId="2" w15:restartNumberingAfterBreak="0">
+    <w:nsid w:val="7D3641D3"/>
+    <w:multiLevelType w:val="hybridMultilevel"/>
+    <w:tmpl w:val="F140B5A2"/>
+    <w:lvl w:ilvl="0" w:tplc="04160001">
+      <w:start w:val="1"/>
+      <w:numFmt w:val="bullet"/>
+      <w:lvlText w:val=""/>
+      <w:lvlJc w:val="left"/>
+      <w:pPr>
+        <w:ind w:left="720" w:hanging="360"/>
+      </w:pPr>
+      <w:rPr>
+        <w:rFonts w:ascii="Symbol" w:hAnsi="Symbol" w:hint="default"/>
+      </w:rPr>
+    </w:lvl>
+    <w:lvl w:ilvl="1" w:tplc="04160003" w:tentative="1">
+      <w:start w:val="1"/>
+      <w:numFmt w:val="bullet"/>
+      <w:lvlText w:val="o"/>
+      <w:lvlJc w:val="left"/>
+      <w:pPr>
+        <w:ind w:left="1440" w:hanging="360"/>
+      </w:pPr>
+      <w:rPr>
+        <w:rFonts w:ascii="Courier New" w:hAnsi="Courier New" w:cs="Courier New" w:hint="default"/>
+      </w:rPr>
+    </w:lvl>
+    <w:lvl w:ilvl="2" w:tplc="04160005" w:tentative="1">
+      <w:start w:val="1"/>
+      <w:numFmt w:val="bullet"/>
+      <w:lvlText w:val=""/>
+      <w:lvlJc w:val="left"/>
+      <w:pPr>
+        <w:ind w:left="2160" w:hanging="360"/>
+      </w:pPr>
+      <w:rPr>
+        <w:rFonts w:ascii="Wingdings" w:hAnsi="Wingdings" w:hint="default"/>
+      </w:rPr>
+    </w:lvl>
+    <w:lvl w:ilvl="3" w:tplc="04160001" w:tentative="1">
+      <w:start w:val="1"/>
+      <w:numFmt w:val="bullet"/>
+      <w:lvlText w:val=""/>
+      <w:lvlJc w:val="left"/>
+      <w:pPr>
+        <w:ind w:left="2880" w:hanging="360"/>
+      </w:pPr>
+      <w:rPr>
+        <w:rFonts w:ascii="Symbol" w:hAnsi="Symbol" w:hint="default"/>
+      </w:rPr>
+    </w:lvl>
+    <w:lvl w:ilvl="4" w:tplc="04160003" w:tentative="1">
+      <w:start w:val="1"/>
+      <w:numFmt w:val="bullet"/>
+      <w:lvlText w:val="o"/>
+      <w:lvlJc w:val="left"/>
+      <w:pPr>
+        <w:ind w:left="3600" w:hanging="360"/>
+      </w:pPr>
+      <w:rPr>
+        <w:rFonts w:ascii="Courier New" w:hAnsi="Courier New" w:cs="Courier New" w:hint="default"/>
+      </w:rPr>
+    </w:lvl>
+    <w:lvl w:ilvl="5" w:tplc="04160005" w:tentative="1">
+      <w:start w:val="1"/>
+      <w:numFmt w:val="bullet"/>
+      <w:lvlText w:val=""/>
+      <w:lvlJc w:val="left"/>
+      <w:pPr>
+        <w:ind w:left="4320" w:hanging="360"/>
+      </w:pPr>
+      <w:rPr>
+        <w:rFonts w:ascii="Wingdings" w:hAnsi="Wingdings" w:hint="default"/>
+      </w:rPr>
+    </w:lvl>
+    <w:lvl w:ilvl="6" w:tplc="04160001" w:tentative="1">
+      <w:start w:val="1"/>
+      <w:numFmt w:val="bullet"/>
+      <w:lvlText w:val=""/>
+      <w:lvlJc w:val="left"/>
+      <w:pPr>
+        <w:ind w:left="5040" w:hanging="360"/>
+      </w:pPr>
+      <w:rPr>
+        <w:rFonts w:ascii="Symbol" w:hAnsi="Symbol" w:hint="default"/>
+      </w:rPr>
+    </w:lvl>
+    <w:lvl w:ilvl="7" w:tplc="04160003" w:tentative="1">
+      <w:start w:val="1"/>
+      <w:numFmt w:val="bullet"/>
+      <w:lvlText w:val="o"/>
+      <w:lvlJc w:val="left"/>
+      <w:pPr>
+        <w:ind w:left="5760" w:hanging="360"/>
+      </w:pPr>
+      <w:rPr>
+        <w:rFonts w:ascii="Courier New" w:hAnsi="Courier New" w:cs="Courier New" w:hint="default"/>
+      </w:rPr>
+    </w:lvl>
+    <w:lvl w:ilvl="8" w:tplc="04160005" w:tentative="1">
+      <w:start w:val="1"/>
+      <w:numFmt w:val="bullet"/>
+      <w:lvlText w:val=""/>
+      <w:lvlJc w:val="left"/>
+      <w:pPr>
+        <w:ind w:left="6480" w:hanging="360"/>
+      </w:pPr>
+      <w:rPr>
+        <w:rFonts w:ascii="Wingdings" w:hAnsi="Wingdings" w:hint="default"/>
+      </w:rPr>
+    </w:lvl>
+  </w:abstractNum>
   <w:num w:numId="1" w16cid:durableId="2042775444">
     <w:abstractNumId w:val="1"/>
   </w:num>
   <w:num w:numId="2" w16cid:durableId="720058402">
     <w:abstractNumId w:val="0"/>
+  </w:num>
+  <w:num w:numId="3" w16cid:durableId="1214921691">
+    <w:abstractNumId w:val="2"/>
   </w:num>
 </w:numbering>
 </file>
@@ -1650,6 +1998,29 @@
       <w:spacing w:val="5"/>
     </w:rPr>
   </w:style>
+  <w:style w:type="character" w:styleId="Hyperlink">
+    <w:name w:val="Hyperlink"/>
+    <w:basedOn w:val="Fontepargpadro"/>
+    <w:uiPriority w:val="99"/>
+    <w:unhideWhenUsed/>
+    <w:rsid w:val="00C1310F"/>
+    <w:rPr>
+      <w:color w:val="467886" w:themeColor="hyperlink"/>
+      <w:u w:val="single"/>
+    </w:rPr>
+  </w:style>
+  <w:style w:type="character" w:styleId="MenoPendente">
+    <w:name w:val="Unresolved Mention"/>
+    <w:basedOn w:val="Fontepargpadro"/>
+    <w:uiPriority w:val="99"/>
+    <w:semiHidden/>
+    <w:unhideWhenUsed/>
+    <w:rsid w:val="00C1310F"/>
+    <w:rPr>
+      <w:color w:val="605E5C"/>
+      <w:shd w:val="clear" w:color="auto" w:fill="E1DFDD"/>
+    </w:rPr>
+  </w:style>
 </w:styles>
 </file>
 

--- a/geral/Orientacoes_execucao_Arquivos_simulacao.docx
+++ b/geral/Orientacoes_execucao_Arquivos_simulacao.docx
@@ -509,17 +509,32 @@
     <w:p>
       <w:pPr>
         <w:rPr>
-          <w:sz w:val="24"/>
-          <w:szCs w:val="24"/>
-        </w:rPr>
-      </w:pPr>
-      <w:r>
-        <w:rPr>
-          <w:sz w:val="24"/>
-          <w:szCs w:val="24"/>
-        </w:rPr>
-        <w:t>Senha: 9£TN69PwvZ;K</w:t>
-      </w:r>
+          <w:b/>
+          <w:bCs/>
+          <w:sz w:val="24"/>
+          <w:szCs w:val="24"/>
+        </w:rPr>
+      </w:pPr>
+      <w:r>
+        <w:rPr>
+          <w:b/>
+          <w:bCs/>
+          <w:sz w:val="24"/>
+          <w:szCs w:val="24"/>
+        </w:rPr>
+        <w:t>Senha: 9£TN69</w:t>
+      </w:r>
+      <w:proofErr w:type="gramStart"/>
+      <w:r>
+        <w:rPr>
+          <w:b/>
+          <w:bCs/>
+          <w:sz w:val="24"/>
+          <w:szCs w:val="24"/>
+        </w:rPr>
+        <w:t>PwvZ;K</w:t>
+      </w:r>
+      <w:proofErr w:type="gramEnd"/>
     </w:p>
     <w:p>
       <w:pPr>
@@ -554,12 +569,16 @@
     <w:p>
       <w:pPr>
         <w:rPr>
-          <w:sz w:val="24"/>
-          <w:szCs w:val="24"/>
-        </w:rPr>
-      </w:pPr>
-      <w:r>
-        <w:rPr>
+          <w:b/>
+          <w:bCs/>
+          <w:sz w:val="24"/>
+          <w:szCs w:val="24"/>
+        </w:rPr>
+      </w:pPr>
+      <w:r>
+        <w:rPr>
+          <w:b/>
+          <w:bCs/>
           <w:sz w:val="24"/>
           <w:szCs w:val="24"/>
         </w:rPr>
@@ -635,24 +654,12 @@
       </w:pPr>
       <w:r>
         <w:rPr>
-          <w:sz w:val="24"/>
-          <w:szCs w:val="24"/>
-        </w:rPr>
-        <w:t>Senha</w:t>
-      </w:r>
-      <w:r>
-        <w:rPr>
-          <w:sz w:val="24"/>
-          <w:szCs w:val="24"/>
-        </w:rPr>
-        <w:t xml:space="preserve">: </w:t>
-      </w:r>
-      <w:r>
-        <w:rPr>
-          <w:sz w:val="24"/>
-          <w:szCs w:val="24"/>
-        </w:rPr>
-        <w:t>232W0978</w:t>
+          <w:b/>
+          <w:bCs/>
+          <w:sz w:val="24"/>
+          <w:szCs w:val="24"/>
+        </w:rPr>
+        <w:t>Senha: 232W0978</w:t>
       </w:r>
       <w:r>
         <w:rPr>
@@ -666,12 +673,16 @@
     <w:p>
       <w:pPr>
         <w:rPr>
-          <w:sz w:val="24"/>
-          <w:szCs w:val="24"/>
-        </w:rPr>
-      </w:pPr>
-      <w:r>
-        <w:rPr>
+          <w:b/>
+          <w:bCs/>
+          <w:sz w:val="24"/>
+          <w:szCs w:val="24"/>
+        </w:rPr>
+      </w:pPr>
+      <w:r>
+        <w:rPr>
+          <w:b/>
+          <w:bCs/>
           <w:sz w:val="24"/>
           <w:szCs w:val="24"/>
         </w:rPr>
@@ -681,8 +692,12 @@
         <w:r>
           <w:rPr>
             <w:rStyle w:val="Hyperlink"/>
+            <w:b/>
+            <w:bCs/>
+            <w:color w:val="auto"/>
             <w:sz w:val="24"/>
             <w:szCs w:val="24"/>
+            <w:u w:val="none"/>
           </w:rPr>
           <w:t>wellington@ugpucluster.ele.puc-rio.br</w:t>
         </w:r>
